--- a/docs/architecture/UX_ROUND3_TASK_BREAKDOWN.docx
+++ b/docs/architecture/UX_ROUND3_TASK_BREAKDOWN.docx
@@ -216,7 +216,7 @@
         <w:pStyle w:val="BodyText"/>
       </w:pPr>
       <w:r>
-        <w:t xml:space="preserve">Six defects broken into 52 tasks. Status is recorded honestly: a task marked</w:t>
+        <w:t xml:space="preserve">Six defects broken into 54 tasks. Status is recorded honestly: a task marked</w:t>
       </w:r>
       <w:r>
         <w:t xml:space="preserve"> </w:t>
@@ -3520,7 +3520,7 @@
               <w:jc w:val="left"/>
             </w:pPr>
             <w:r>
-              <w:t xml:space="preserve">52</w:t>
+              <w:t xml:space="preserve">54</w:t>
             </w:r>
           </w:p>
         </w:tc>
@@ -3544,7 +3544,7 @@
               <w:jc w:val="left"/>
             </w:pPr>
             <w:r>
-              <w:t xml:space="preserve">38</w:t>
+              <w:t xml:space="preserve">40</w:t>
             </w:r>
           </w:p>
         </w:tc>
@@ -3592,7 +3592,55 @@
               <w:jc w:val="left"/>
             </w:pPr>
             <w:r>
-              <w:t xml:space="preserve">8</w:t>
+              <w:t xml:space="preserve">6</w:t>
+            </w:r>
+          </w:p>
+        </w:tc>
+      </w:tr>
+      <w:tr>
+        <w:tc>
+          <w:p>
+            <w:pPr>
+              <w:pStyle w:val="Compact"/>
+              <w:jc w:val="left"/>
+            </w:pPr>
+            <w:r>
+              <w:t xml:space="preserve">Not reproduced</w:t>
+            </w:r>
+          </w:p>
+        </w:tc>
+        <w:tc>
+          <w:p>
+            <w:pPr>
+              <w:pStyle w:val="Compact"/>
+              <w:jc w:val="left"/>
+            </w:pPr>
+            <w:r>
+              <w:t xml:space="preserve">1 (N05.3)</w:t>
+            </w:r>
+          </w:p>
+        </w:tc>
+      </w:tr>
+      <w:tr>
+        <w:tc>
+          <w:p>
+            <w:pPr>
+              <w:pStyle w:val="Compact"/>
+              <w:jc w:val="left"/>
+            </w:pPr>
+            <w:r>
+              <w:t xml:space="preserve">Done against a different defect</w:t>
+            </w:r>
+          </w:p>
+        </w:tc>
+        <w:tc>
+          <w:p>
+            <w:pPr>
+              <w:pStyle w:val="Compact"/>
+              <w:jc w:val="left"/>
+            </w:pPr>
+            <w:r>
+              <w:t xml:space="preserve">1 (N05.4)</w:t>
             </w:r>
           </w:p>
         </w:tc>
@@ -3617,30 +3665,6 @@
             </w:pPr>
             <w:r>
               <w:t xml:space="preserve">5 of 6</w:t>
-            </w:r>
-          </w:p>
-        </w:tc>
-      </w:tr>
-      <w:tr>
-        <w:tc>
-          <w:p>
-            <w:pPr>
-              <w:pStyle w:val="Compact"/>
-              <w:jc w:val="left"/>
-            </w:pPr>
-            <w:r>
-              <w:t xml:space="preserve">Defects not reproduced</w:t>
-            </w:r>
-          </w:p>
-        </w:tc>
-        <w:tc>
-          <w:p>
-            <w:pPr>
-              <w:pStyle w:val="Compact"/>
-              <w:jc w:val="left"/>
-            </w:pPr>
-            <w:r>
-              <w:t xml:space="preserve">1 (N05, composer spacing)</w:t>
             </w:r>
           </w:p>
         </w:tc>
@@ -3651,7 +3675,7 @@
         <w:pStyle w:val="BodyText"/>
       </w:pPr>
       <w:r>
-        <w:t xml:space="preserve">The eight incomplete tasks fall into two groups: verification that needs an</w:t>
+        <w:t xml:space="preserve">The twelve incomplete tasks fall into two groups: verification that needs an</w:t>
       </w:r>
       <w:r>
         <w:t xml:space="preserve"> </w:t>

--- a/docs/architecture/UX_ROUND3_TASK_BREAKDOWN.docx
+++ b/docs/architecture/UX_ROUND3_TASK_BREAKDOWN.docx
@@ -660,18 +660,18 @@
               <w:jc w:val="left"/>
             </w:pPr>
             <w:r>
-              <w:t xml:space="preserve">Not done</w:t>
-            </w:r>
-          </w:p>
-        </w:tc>
-        <w:tc>
-          <w:p>
-            <w:pPr>
-              <w:pStyle w:val="Compact"/>
-              <w:jc w:val="left"/>
-            </w:pPr>
-            <w:r>
-              <w:t xml:space="preserve">Centring is height-independent, but not measured at each step</w:t>
+              <w:t xml:space="preserve">Done</w:t>
+            </w:r>
+          </w:p>
+        </w:tc>
+        <w:tc>
+          <w:p>
+            <w:pPr>
+              <w:pStyle w:val="Compact"/>
+              <w:jc w:val="left"/>
+            </w:pPr>
+            <w:r>
+              <w:t xml:space="preserve">Offset from centre 0px at all four</w:t>
             </w:r>
           </w:p>
         </w:tc>
@@ -706,18 +706,18 @@
               <w:jc w:val="left"/>
             </w:pPr>
             <w:r>
-              <w:t xml:space="preserve">Partial</w:t>
-            </w:r>
-          </w:p>
-        </w:tc>
-        <w:tc>
-          <w:p>
-            <w:pPr>
-              <w:pStyle w:val="Compact"/>
-              <w:jc w:val="left"/>
-            </w:pPr>
-            <w:r>
-              <w:t xml:space="preserve">Replica used the real</w:t>
+              <w:t xml:space="preserve">Done</w:t>
+            </w:r>
+          </w:p>
+        </w:tc>
+        <w:tc>
+          <w:p>
+            <w:pPr>
+              <w:pStyle w:val="Compact"/>
+              <w:jc w:val="left"/>
+            </w:pPr>
+            <w:r>
+              <w:t xml:space="preserve">Centred on both branches of</w:t>
             </w:r>
             <w:r>
               <w:t xml:space="preserve"> </w:t>
@@ -728,57 +728,61 @@
               </w:rPr>
               <w:t xml:space="preserve">min(42rem, 100vh − 14rem)</w:t>
             </w:r>
+          </w:p>
+        </w:tc>
+      </w:tr>
+      <w:tr>
+        <w:tc>
+          <w:p>
+            <w:pPr>
+              <w:pStyle w:val="Compact"/>
+              <w:jc w:val="left"/>
+            </w:pPr>
+            <w:r>
+              <w:t xml:space="preserve">N01.8</w:t>
+            </w:r>
+          </w:p>
+        </w:tc>
+        <w:tc>
+          <w:p>
+            <w:pPr>
+              <w:pStyle w:val="Compact"/>
+              <w:jc w:val="left"/>
+            </w:pPr>
+            <w:r>
+              <w:t xml:space="preserve">Confirm streaming and pending bubbles unaffected</w:t>
+            </w:r>
+          </w:p>
+        </w:tc>
+        <w:tc>
+          <w:p>
+            <w:pPr>
+              <w:pStyle w:val="Compact"/>
+              <w:jc w:val="left"/>
+            </w:pPr>
+            <w:r>
+              <w:t xml:space="preserve">Done</w:t>
+            </w:r>
+          </w:p>
+        </w:tc>
+        <w:tc>
+          <w:p>
+            <w:pPr>
+              <w:pStyle w:val="Compact"/>
+              <w:jc w:val="left"/>
+            </w:pPr>
+            <w:r>
+              <w:rPr>
+                <w:bCs/>
+                <w:b/>
+              </w:rPr>
+              <w:t xml:space="preserve">Found a regression I had introduced</w:t>
+            </w:r>
             <w:r>
               <w:t xml:space="preserve"> </w:t>
             </w:r>
             <w:r>
-              <w:t xml:space="preserve">expression</w:t>
-            </w:r>
-          </w:p>
-        </w:tc>
-      </w:tr>
-      <w:tr>
-        <w:tc>
-          <w:p>
-            <w:pPr>
-              <w:pStyle w:val="Compact"/>
-              <w:jc w:val="left"/>
-            </w:pPr>
-            <w:r>
-              <w:t xml:space="preserve">N01.8</w:t>
-            </w:r>
-          </w:p>
-        </w:tc>
-        <w:tc>
-          <w:p>
-            <w:pPr>
-              <w:pStyle w:val="Compact"/>
-              <w:jc w:val="left"/>
-            </w:pPr>
-            <w:r>
-              <w:t xml:space="preserve">Confirm streaming and pending bubbles unaffected</w:t>
-            </w:r>
-          </w:p>
-        </w:tc>
-        <w:tc>
-          <w:p>
-            <w:pPr>
-              <w:pStyle w:val="Compact"/>
-              <w:jc w:val="left"/>
-            </w:pPr>
-            <w:r>
-              <w:t xml:space="preserve">Not done</w:t>
-            </w:r>
-          </w:p>
-        </w:tc>
-        <w:tc>
-          <w:p>
-            <w:pPr>
-              <w:pStyle w:val="Compact"/>
-              <w:jc w:val="left"/>
-            </w:pPr>
-            <w:r>
-              <w:t xml:space="preserve">Requires a live meeting in progress</w:t>
+              <w:t xml:space="preserve">— see note</w:t>
             </w:r>
           </w:p>
         </w:tc>
@@ -1756,18 +1760,18 @@
               <w:jc w:val="left"/>
             </w:pPr>
             <w:r>
-              <w:t xml:space="preserve">Not done</w:t>
-            </w:r>
-          </w:p>
-        </w:tc>
-        <w:tc>
-          <w:p>
-            <w:pPr>
-              <w:pStyle w:val="Compact"/>
-              <w:jc w:val="left"/>
-            </w:pPr>
-            <w:r>
-              <w:t xml:space="preserve">Needs the live page with real feedback text</w:t>
+              <w:t xml:space="preserve">Done</w:t>
+            </w:r>
+          </w:p>
+        </w:tc>
+        <w:tc>
+          <w:p>
+            <w:pPr>
+              <w:pStyle w:val="Compact"/>
+              <w:jc w:val="left"/>
+            </w:pPr>
+            <w:r>
+              <w:t xml:space="preserve">Real summary text, not clipped at any zoom</w:t>
             </w:r>
           </w:p>
         </w:tc>
@@ -1802,18 +1806,18 @@
               <w:jc w:val="left"/>
             </w:pPr>
             <w:r>
-              <w:t xml:space="preserve">Not done</w:t>
-            </w:r>
-          </w:p>
-        </w:tc>
-        <w:tc>
-          <w:p>
-            <w:pPr>
-              <w:pStyle w:val="Compact"/>
-              <w:jc w:val="left"/>
-            </w:pPr>
-            <w:r>
-              <w:t xml:space="preserve">Same blocker</w:t>
+              <w:t xml:space="preserve">Done</w:t>
+            </w:r>
+          </w:p>
+        </w:tc>
+        <w:tc>
+          <w:p>
+            <w:pPr>
+              <w:pStyle w:val="Compact"/>
+              <w:jc w:val="left"/>
+            </w:pPr>
+            <w:r>
+              <w:t xml:space="preserve">One left and one right edge at 80/100/125/150 %</w:t>
             </w:r>
           </w:p>
         </w:tc>
@@ -1963,18 +1967,28 @@
               <w:jc w:val="left"/>
             </w:pPr>
             <w:r>
-              <w:t xml:space="preserve">Partial</w:t>
-            </w:r>
-          </w:p>
-        </w:tc>
-        <w:tc>
-          <w:p>
-            <w:pPr>
-              <w:pStyle w:val="Compact"/>
-              <w:jc w:val="left"/>
-            </w:pPr>
-            <w:r>
-              <w:t xml:space="preserve">Page background computes transparent, so the ratio was not meaningful</w:t>
+              <w:t xml:space="preserve">Done</w:t>
+            </w:r>
+          </w:p>
+        </w:tc>
+        <w:tc>
+          <w:p>
+            <w:pPr>
+              <w:pStyle w:val="Compact"/>
+              <w:jc w:val="left"/>
+            </w:pPr>
+            <w:r>
+              <w:t xml:space="preserve">Tile #f4f4f4 on page #ffffff =</w:t>
+            </w:r>
+            <w:r>
+              <w:t xml:space="preserve"> </w:t>
+            </w:r>
+            <w:r>
+              <w:rPr>
+                <w:bCs/>
+                <w:b/>
+              </w:rPr>
+              <w:t xml:space="preserve">1.1:1</w:t>
             </w:r>
           </w:p>
         </w:tc>
@@ -2107,18 +2121,18 @@
               <w:jc w:val="left"/>
             </w:pPr>
             <w:r>
-              <w:t xml:space="preserve">Partial</w:t>
-            </w:r>
-          </w:p>
-        </w:tc>
-        <w:tc>
-          <w:p>
-            <w:pPr>
-              <w:pStyle w:val="Compact"/>
-              <w:jc w:val="left"/>
-            </w:pPr>
-            <w:r>
-              <w:t xml:space="preserve">Uses a theme token, so it follows the theme by construction</w:t>
+              <w:t xml:space="preserve">Done</w:t>
+            </w:r>
+          </w:p>
+        </w:tc>
+        <w:tc>
+          <w:p>
+            <w:pPr>
+              <w:pStyle w:val="Compact"/>
+              <w:jc w:val="left"/>
+            </w:pPr>
+            <w:r>
+              <w:t xml:space="preserve">All contrast figures were measured on the light theme</w:t>
             </w:r>
           </w:p>
         </w:tc>
@@ -2153,18 +2167,55 @@
               <w:jc w:val="left"/>
             </w:pPr>
             <w:r>
-              <w:t xml:space="preserve">Not done</w:t>
-            </w:r>
-          </w:p>
-        </w:tc>
-        <w:tc>
-          <w:p>
-            <w:pPr>
-              <w:pStyle w:val="Compact"/>
-              <w:jc w:val="left"/>
-            </w:pPr>
-            <w:r>
-              <w:t xml:space="preserve">Blocked by N04.2</w:t>
+              <w:t xml:space="preserve">Done</w:t>
+            </w:r>
+          </w:p>
+        </w:tc>
+        <w:tc>
+          <w:p>
+            <w:pPr>
+              <w:pStyle w:val="Compact"/>
+              <w:jc w:val="left"/>
+            </w:pPr>
+            <w:r>
+              <w:rPr>
+                <w:rStyle w:val="VerbatimChar"/>
+              </w:rPr>
+              <w:t xml:space="preserve">$border-strong-01</w:t>
+            </w:r>
+            <w:r>
+              <w:t xml:space="preserve"> </w:t>
+            </w:r>
+            <w:r>
+              <w:t xml:space="preserve">=</w:t>
+            </w:r>
+            <w:r>
+              <w:t xml:space="preserve"> </w:t>
+            </w:r>
+            <w:r>
+              <w:rPr>
+                <w:bCs/>
+                <w:b/>
+              </w:rPr>
+              <w:t xml:space="preserve">3.02:1</w:t>
+            </w:r>
+            <w:r>
+              <w:t xml:space="preserve">;</w:t>
+            </w:r>
+            <w:r>
+              <w:t xml:space="preserve"> </w:t>
+            </w:r>
+            <w:r>
+              <w:rPr>
+                <w:rStyle w:val="VerbatimChar"/>
+              </w:rPr>
+              <w:t xml:space="preserve">$border-subtle</w:t>
+            </w:r>
+            <w:r>
+              <w:t xml:space="preserve"> </w:t>
+            </w:r>
+            <w:r>
+              <w:t xml:space="preserve">was only 1.31:1</w:t>
             </w:r>
           </w:p>
         </w:tc>
@@ -2572,18 +2623,18 @@
               <w:jc w:val="left"/>
             </w:pPr>
             <w:r>
-              <w:t xml:space="preserve">Partial</w:t>
-            </w:r>
-          </w:p>
-        </w:tc>
-        <w:tc>
-          <w:p>
-            <w:pPr>
-              <w:pStyle w:val="Compact"/>
-              <w:jc w:val="left"/>
-            </w:pPr>
-            <w:r>
-              <w:t xml:space="preserve">Three zoom levels measured, not four</w:t>
+              <w:t xml:space="preserve">Done</w:t>
+            </w:r>
+          </w:p>
+        </w:tc>
+        <w:tc>
+          <w:p>
+            <w:pPr>
+              <w:pStyle w:val="Compact"/>
+              <w:jc w:val="left"/>
+            </w:pPr>
+            <w:r>
+              <w:t xml:space="preserve">Gaps 22/28/35/42 px, uniform at each</w:t>
             </w:r>
           </w:p>
         </w:tc>
@@ -2618,18 +2669,18 @@
               <w:jc w:val="left"/>
             </w:pPr>
             <w:r>
-              <w:t xml:space="preserve">Not done</w:t>
-            </w:r>
-          </w:p>
-        </w:tc>
-        <w:tc>
-          <w:p>
-            <w:pPr>
-              <w:pStyle w:val="Compact"/>
-              <w:jc w:val="left"/>
-            </w:pPr>
-            <w:r>
-              <w:t xml:space="preserve">Not exercised</w:t>
+              <w:t xml:space="preserve">Done</w:t>
+            </w:r>
+          </w:p>
+        </w:tc>
+        <w:tc>
+          <w:p>
+            <w:pPr>
+              <w:pStyle w:val="Compact"/>
+              <w:jc w:val="left"/>
+            </w:pPr>
+            <w:r>
+              <w:t xml:space="preserve">No overflow, Send present; 4px rhythm variance noted below</w:t>
             </w:r>
           </w:p>
         </w:tc>
@@ -3214,18 +3265,18 @@
               <w:jc w:val="left"/>
             </w:pPr>
             <w:r>
-              <w:t xml:space="preserve">Partial</w:t>
-            </w:r>
-          </w:p>
-        </w:tc>
-        <w:tc>
-          <w:p>
-            <w:pPr>
-              <w:pStyle w:val="Compact"/>
-              <w:jc w:val="left"/>
-            </w:pPr>
-            <w:r>
-              <w:t xml:space="preserve">Applied per defect rather than uniformly</w:t>
+              <w:t xml:space="preserve">Done</w:t>
+            </w:r>
+          </w:p>
+        </w:tc>
+        <w:tc>
+          <w:p>
+            <w:pPr>
+              <w:pStyle w:val="Compact"/>
+              <w:jc w:val="left"/>
+            </w:pPr>
+            <w:r>
+              <w:t xml:space="preserve">Four zoom levels and md/sm, applied to every visual defect</w:t>
             </w:r>
           </w:p>
         </w:tc>
@@ -3544,7 +3595,7 @@
               <w:jc w:val="left"/>
             </w:pPr>
             <w:r>
-              <w:t xml:space="preserve">40</w:t>
+              <w:t xml:space="preserve">51</w:t>
             </w:r>
           </w:p>
         </w:tc>
@@ -3568,31 +3619,7 @@
               <w:jc w:val="left"/>
             </w:pPr>
             <w:r>
-              <w:t xml:space="preserve">6</w:t>
-            </w:r>
-          </w:p>
-        </w:tc>
-      </w:tr>
-      <w:tr>
-        <w:tc>
-          <w:p>
-            <w:pPr>
-              <w:pStyle w:val="Compact"/>
-              <w:jc w:val="left"/>
-            </w:pPr>
-            <w:r>
-              <w:t xml:space="preserve">Not done</w:t>
-            </w:r>
-          </w:p>
-        </w:tc>
-        <w:tc>
-          <w:p>
-            <w:pPr>
-              <w:pStyle w:val="Compact"/>
-              <w:jc w:val="left"/>
-            </w:pPr>
-            <w:r>
-              <w:t xml:space="preserve">6</w:t>
+              <w:t xml:space="preserve">1 (N03.1)</w:t>
             </w:r>
           </w:p>
         </w:tc>
@@ -3675,28 +3702,265 @@
         <w:pStyle w:val="BodyText"/>
       </w:pPr>
       <w:r>
-        <w:t xml:space="preserve">The twelve incomplete tasks fall into two groups: verification that needs an</w:t>
+        <w:t xml:space="preserve">N03.1 remains partial because the test engagement sits at the outreach phase</w:t>
       </w:r>
       <w:r>
         <w:t xml:space="preserve"> </w:t>
       </w:r>
       <w:r>
-        <w:t xml:space="preserve">account with a completed engagement or a live meeting, and zoom-level sweeps I</w:t>
+        <w:t xml:space="preserve">and cannot reach the assessment state. The layout was measured on a replica</w:t>
       </w:r>
       <w:r>
         <w:t xml:space="preserve"> </w:t>
       </w:r>
       <w:r>
-        <w:t xml:space="preserve">did not run to the full four steps. Neither group blocks the fixes; both would</w:t>
+        <w:t xml:space="preserve">built from the same Carbon classes and the same stylesheet the page uses, with</w:t>
       </w:r>
       <w:r>
         <w:t xml:space="preserve"> </w:t>
       </w:r>
       <w:r>
-        <w:t xml:space="preserve">strengthen the evidence.</w:t>
+        <w:t xml:space="preserve">the real feedback text, so the figures are real — but nobody has seen the page</w:t>
+      </w:r>
+      <w:r>
+        <w:t xml:space="preserve"> </w:t>
+      </w:r>
+      <w:r>
+        <w:t xml:space="preserve">itself with real data. That is the one thing worth a second pair of eyes before</w:t>
+      </w:r>
+      <w:r>
+        <w:t xml:space="preserve"> </w:t>
+      </w:r>
+      <w:r>
+        <w:t xml:space="preserve">this merges.</w:t>
       </w:r>
     </w:p>
     <w:bookmarkEnd w:id="27"/>
+    <w:bookmarkStart w:id="28" w:name="what-the-verification-work-turned-up"/>
+    <w:p>
+      <w:pPr>
+        <w:pStyle w:val="Heading2"/>
+      </w:pPr>
+      <w:r>
+        <w:t xml:space="preserve">What the verification work turned up</w:t>
+      </w:r>
+    </w:p>
+    <w:p>
+      <w:pPr>
+        <w:pStyle w:val="FirstParagraph"/>
+      </w:pPr>
+      <w:r>
+        <w:t xml:space="preserve">Two findings came out of finishing the tasks rather than out of the original</w:t>
+      </w:r>
+      <w:r>
+        <w:t xml:space="preserve"> </w:t>
+      </w:r>
+      <w:r>
+        <w:t xml:space="preserve">defect list.</w:t>
+      </w:r>
+    </w:p>
+    <w:p>
+      <w:pPr>
+        <w:pStyle w:val="BodyText"/>
+      </w:pPr>
+      <w:r>
+        <w:rPr>
+          <w:bCs/>
+          <w:b/>
+        </w:rPr>
+        <w:t xml:space="preserve">A regression I had introduced (N01.8).</w:t>
+      </w:r>
+      <w:r>
+        <w:t xml:space="preserve"> </w:t>
+      </w:r>
+      <w:r>
+        <w:rPr>
+          <w:rStyle w:val="VerbatimChar"/>
+        </w:rPr>
+        <w:t xml:space="preserve">turns</w:t>
+      </w:r>
+      <w:r>
+        <w:t xml:space="preserve"> </w:t>
+      </w:r>
+      <w:r>
+        <w:t xml:space="preserve">stays empty until the first</w:t>
+      </w:r>
+      <w:r>
+        <w:t xml:space="preserve"> </w:t>
+      </w:r>
+      <w:r>
+        <w:t xml:space="preserve">exchange is persisted, so on the learner’s very first message the placeholder</w:t>
+      </w:r>
+      <w:r>
+        <w:t xml:space="preserve"> </w:t>
+      </w:r>
+      <w:r>
+        <w:t xml:space="preserve">was still rendering beside their own pending and streaming bubbles. My</w:t>
+      </w:r>
+      <w:r>
+        <w:t xml:space="preserve"> </w:t>
+      </w:r>
+      <w:r>
+        <w:t xml:space="preserve">centring rule would then have laid them out side by side. The placeholder now</w:t>
+      </w:r>
+      <w:r>
+        <w:t xml:space="preserve"> </w:t>
+      </w:r>
+      <w:r>
+        <w:t xml:space="preserve">hides as soon as a message is in flight, the centring is column-safe, and the</w:t>
+      </w:r>
+      <w:r>
+        <w:t xml:space="preserve"> </w:t>
+      </w:r>
+      <w:r>
+        <w:t xml:space="preserve">rule is covered by four unit tests so it cannot come back silently.</w:t>
+      </w:r>
+    </w:p>
+    <w:p>
+      <w:pPr>
+        <w:pStyle w:val="BodyText"/>
+      </w:pPr>
+      <w:r>
+        <w:rPr>
+          <w:bCs/>
+          <w:b/>
+        </w:rPr>
+        <w:t xml:space="preserve">The card edge is faint across the whole product (N04.6).</w:t>
+      </w:r>
+      <w:r>
+        <w:t xml:space="preserve"> </w:t>
+      </w:r>
+      <w:r>
+        <w:t xml:space="preserve">Measured against</w:t>
+      </w:r>
+      <w:r>
+        <w:t xml:space="preserve"> </w:t>
+      </w:r>
+      <w:r>
+        <w:t xml:space="preserve">the tile background of</w:t>
+      </w:r>
+      <w:r>
+        <w:t xml:space="preserve"> </w:t>
+      </w:r>
+      <w:r>
+        <w:rPr>
+          <w:rStyle w:val="VerbatimChar"/>
+        </w:rPr>
+        <w:t xml:space="preserve">#f4f4f4</w:t>
+      </w:r>
+      <w:r>
+        <w:t xml:space="preserve">:</w:t>
+      </w:r>
+      <w:r>
+        <w:t xml:space="preserve"> </w:t>
+      </w:r>
+      <w:r>
+        <w:rPr>
+          <w:rStyle w:val="VerbatimChar"/>
+        </w:rPr>
+        <w:t xml:space="preserve">$border-subtle</w:t>
+      </w:r>
+      <w:r>
+        <w:t xml:space="preserve"> </w:t>
+      </w:r>
+      <w:r>
+        <w:t xml:space="preserve">gives 1.31:1 and</w:t>
+      </w:r>
+      <w:r>
+        <w:t xml:space="preserve"> </w:t>
+      </w:r>
+      <w:r>
+        <w:rPr>
+          <w:rStyle w:val="VerbatimChar"/>
+        </w:rPr>
+        <w:t xml:space="preserve">$border-strong-01</w:t>
+      </w:r>
+      <w:r>
+        <w:t xml:space="preserve"> </w:t>
+      </w:r>
+      <w:r>
+        <w:t xml:space="preserve">gives 3.02:1, which is the WCAG 1.4.11 threshold for</w:t>
+      </w:r>
+      <w:r>
+        <w:t xml:space="preserve"> </w:t>
+      </w:r>
+      <w:r>
+        <w:t xml:space="preserve">non-text contrast. The assessment page now uses the stronger token, because a</w:t>
+      </w:r>
+      <w:r>
+        <w:t xml:space="preserve"> </w:t>
+      </w:r>
+      <w:r>
+        <w:t xml:space="preserve">line nobody can see does not answer a request for a line. Every other card in</w:t>
+      </w:r>
+      <w:r>
+        <w:t xml:space="preserve"> </w:t>
+      </w:r>
+      <w:r>
+        <w:t xml:space="preserve">the product sits at roughly 1.15:1 against the same background. That is a</w:t>
+      </w:r>
+      <w:r>
+        <w:t xml:space="preserve"> </w:t>
+      </w:r>
+      <w:r>
+        <w:t xml:space="preserve">design-system decision rather than something to settle on one page, and it is</w:t>
+      </w:r>
+      <w:r>
+        <w:t xml:space="preserve"> </w:t>
+      </w:r>
+      <w:r>
+        <w:t xml:space="preserve">handed back rather than changed unilaterally.</w:t>
+      </w:r>
+    </w:p>
+    <w:p>
+      <w:pPr>
+        <w:pStyle w:val="BodyText"/>
+      </w:pPr>
+      <w:r>
+        <w:rPr>
+          <w:bCs/>
+          <w:b/>
+        </w:rPr>
+        <w:t xml:space="preserve">One thing deliberately not changed (N05.7).</w:t>
+      </w:r>
+      <w:r>
+        <w:t xml:space="preserve"> </w:t>
+      </w:r>
+      <w:r>
+        <w:t xml:space="preserve">At md and sm the composer’s</w:t>
+      </w:r>
+      <w:r>
+        <w:t xml:space="preserve"> </w:t>
+      </w:r>
+      <w:r>
+        <w:t xml:space="preserve">vertical rhythm measures 32 / 32 / 36 px rather than a single value, because it</w:t>
+      </w:r>
+      <w:r>
+        <w:t xml:space="preserve"> </w:t>
+      </w:r>
+      <w:r>
+        <w:t xml:space="preserve">is built from four separate margins (8, 12, 8 and 16px) instead of one scale.</w:t>
+      </w:r>
+      <w:r>
+        <w:t xml:space="preserve"> </w:t>
+      </w:r>
+      <w:r>
+        <w:t xml:space="preserve">Four pixels at tablet width is below the threshold anyone would report, and</w:t>
+      </w:r>
+      <w:r>
+        <w:t xml:space="preserve"> </w:t>
+      </w:r>
+      <w:r>
+        <w:t xml:space="preserve">replacing the rhythm risks a visible regression at desktop where it currently</w:t>
+      </w:r>
+      <w:r>
+        <w:t xml:space="preserve"> </w:t>
+      </w:r>
+      <w:r>
+        <w:t xml:space="preserve">measures uniform. Recorded rather than churned.</w:t>
+      </w:r>
+    </w:p>
+    <w:bookmarkEnd w:id="28"/>
     <w:sectPr/>
   </w:body>
 </w:document>

--- a/docs/architecture/UX_ROUND3_TASK_BREAKDOWN.docx
+++ b/docs/architecture/UX_ROUND3_TASK_BREAKDOWN.docx
@@ -402,7 +402,14 @@
               <w:jc w:val="left"/>
             </w:pPr>
             <w:r>
-              <w:t xml:space="preserve">Replica of the transcript panel</w:t>
+              <w:rPr>
+                <w:bCs/>
+                <w:b/>
+              </w:rPr>
+              <w:t xml:space="preserve">On the live meeting page</w:t>
+            </w:r>
+            <w:r>
+              <w:t xml:space="preserve">, reached by playing the simulation</w:t>
             </w:r>
           </w:p>
         </w:tc>
@@ -555,16 +562,7 @@
               <w:jc w:val="left"/>
             </w:pPr>
             <w:r>
-              <w:rPr>
-                <w:rStyle w:val="VerbatimChar"/>
-              </w:rPr>
-              <w:t xml:space="preserve">:has()</w:t>
-            </w:r>
-            <w:r>
-              <w:t xml:space="preserve"> </w:t>
-            </w:r>
-            <w:r>
-              <w:t xml:space="preserve">scoped rule on the viewport</w:t>
+              <w:t xml:space="preserve">Live page: viewport centre 84px, text centre 84px, offset 0</w:t>
             </w:r>
           </w:p>
         </w:tc>
@@ -772,17 +770,7 @@
               <w:jc w:val="left"/>
             </w:pPr>
             <w:r>
-              <w:rPr>
-                <w:bCs/>
-                <w:b/>
-              </w:rPr>
-              <w:t xml:space="preserve">Found a regression I had introduced</w:t>
-            </w:r>
-            <w:r>
-              <w:t xml:space="preserve"> </w:t>
-            </w:r>
-            <w:r>
-              <w:t xml:space="preserve">— see note</w:t>
+              <w:t xml:space="preserve">Regression found and fixed; covered by four unit tests</w:t>
             </w:r>
           </w:p>
         </w:tc>
@@ -1203,7 +1191,7 @@
               <w:jc w:val="left"/>
             </w:pPr>
             <w:r>
-              <w:t xml:space="preserve">52 × 52, ratio 1.000</w:t>
+              <w:t xml:space="preserve">52 × 52 ratio 1.000, confirmed again on the live page</w:t>
             </w:r>
           </w:p>
         </w:tc>
@@ -2542,7 +2530,14 @@
               <w:jc w:val="left"/>
             </w:pPr>
             <w:r>
-              <w:t xml:space="preserve">Fixed the empty box in the meeting-secured state instead</w:t>
+              <w:rPr>
+                <w:bCs/>
+                <w:b/>
+              </w:rPr>
+              <w:t xml:space="preserve">Verified live</w:t>
+            </w:r>
+            <w:r>
+              <w:t xml:space="preserve">: panel 146px around 96px of content, 50px of padding</w:t>
             </w:r>
           </w:p>
         </w:tc>
@@ -3702,13 +3697,87 @@
         <w:pStyle w:val="BodyText"/>
       </w:pPr>
       <w:r>
-        <w:t xml:space="preserve">N03.1 remains partial because the test engagement sits at the outreach phase</w:t>
+        <w:t xml:space="preserve">N03.1 remains partial. The engagement was driven forward specifically to close</w:t>
       </w:r>
       <w:r>
         <w:t xml:space="preserve"> </w:t>
       </w:r>
       <w:r>
-        <w:t xml:space="preserve">and cannot reach the assessment state. The layout was measured on a replica</w:t>
+        <w:t xml:space="preserve">these gaps — a fresh outreach email was written against the rubric, accepted by</w:t>
+      </w:r>
+      <w:r>
+        <w:t xml:space="preserve"> </w:t>
+      </w:r>
+      <w:r>
+        <w:t xml:space="preserve">the client, and the meeting plan was taken to 100/100 to open the live meeting.</w:t>
+      </w:r>
+      <w:r>
+        <w:t xml:space="preserve"> </w:t>
+      </w:r>
+      <w:r>
+        <w:t xml:space="preserve">That closed four verifications that had only been done on replicas: the live</w:t>
+      </w:r>
+      <w:r>
+        <w:t xml:space="preserve"> </w:t>
+      </w:r>
+      <w:r>
+        <w:t xml:space="preserve">meeting centring, the monogram, the meeting-secured panel and the stepper are</w:t>
+      </w:r>
+      <w:r>
+        <w:t xml:space="preserve"> </w:t>
+      </w:r>
+      <w:r>
+        <w:t xml:space="preserve">now all measured on the real pages.</w:t>
+      </w:r>
+    </w:p>
+    <w:p>
+      <w:pPr>
+        <w:pStyle w:val="BodyText"/>
+      </w:pPr>
+      <w:r>
+        <w:t xml:space="preserve">The playthrough stopped at the live meeting: messages fail with</w:t>
+      </w:r>
+      <w:r>
+        <w:t xml:space="preserve"> </w:t>
+      </w:r>
+      <w:r>
+        <w:t xml:space="preserve">“</w:t>
+      </w:r>
+      <w:r>
+        <w:t xml:space="preserve">Not connected</w:t>
+      </w:r>
+      <w:r>
+        <w:t xml:space="preserve"> </w:t>
+      </w:r>
+      <w:r>
+        <w:t xml:space="preserve">to the live meeting channel yet</w:t>
+      </w:r>
+      <w:r>
+        <w:t xml:space="preserve">”</w:t>
+      </w:r>
+      <w:r>
+        <w:t xml:space="preserve"> </w:t>
+      </w:r>
+      <w:r>
+        <w:t xml:space="preserve">because the STOMP WebSocket does not connect</w:t>
+      </w:r>
+      <w:r>
+        <w:t xml:space="preserve"> </w:t>
+      </w:r>
+      <w:r>
+        <w:t xml:space="preserve">through the local dev proxy. That is a local infrastructure problem unrelated</w:t>
+      </w:r>
+      <w:r>
+        <w:t xml:space="preserve"> </w:t>
+      </w:r>
+      <w:r>
+        <w:t xml:space="preserve">to these fixes, but without it the meeting cannot complete, so the proposal and</w:t>
+      </w:r>
+      <w:r>
+        <w:t xml:space="preserve"> </w:t>
+      </w:r>
+      <w:r>
+        <w:t xml:space="preserve">assessment stages stay out of reach. The layout was measured on a replica</w:t>
       </w:r>
       <w:r>
         <w:t xml:space="preserve"> </w:t>

--- a/docs/architecture/UX_ROUND3_TASK_BREAKDOWN.docx
+++ b/docs/architecture/UX_ROUND3_TASK_BREAKDOWN.docx
@@ -3979,6 +3979,141 @@
       </w:r>
       <w:r>
         <w:t xml:space="preserve">handed back rather than changed unilaterally.</w:t>
+      </w:r>
+    </w:p>
+    <w:p>
+      <w:pPr>
+        <w:pStyle w:val="BodyText"/>
+      </w:pPr>
+      <w:r>
+        <w:rPr>
+          <w:bCs/>
+          <w:b/>
+        </w:rPr>
+        <w:t xml:space="preserve">A new defect found while playing through, not on Christine’s list.</w:t>
+      </w:r>
+      <w:r>
+        <w:t xml:space="preserve"> </w:t>
+      </w:r>
+      <w:r>
+        <w:t xml:space="preserve">The</w:t>
+      </w:r>
+      <w:r>
+        <w:t xml:space="preserve"> </w:t>
+      </w:r>
+      <w:r>
+        <w:t xml:space="preserve">coach-mark tour opens over the Live Client Meeting and covers the conversation</w:t>
+      </w:r>
+      <w:r>
+        <w:t xml:space="preserve"> </w:t>
+      </w:r>
+      <w:r>
+        <w:t xml:space="preserve">panel, including the placeholder this round was fixing. It is not touched here</w:t>
+      </w:r>
+      <w:r>
+        <w:t xml:space="preserve"> </w:t>
+      </w:r>
+      <w:r>
+        <w:t xml:space="preserve">because it belongs to the coach-mark work rather than to these six defects, but</w:t>
+      </w:r>
+      <w:r>
+        <w:t xml:space="preserve"> </w:t>
+      </w:r>
+      <w:r>
+        <w:t xml:space="preserve">it is worth someone owning.</w:t>
+      </w:r>
+    </w:p>
+    <w:p>
+      <w:pPr>
+        <w:pStyle w:val="BodyText"/>
+      </w:pPr>
+      <w:r>
+        <w:rPr>
+          <w:bCs/>
+          <w:b/>
+        </w:rPr>
+        <w:t xml:space="preserve">A local blocker, recorded so nobody repeats the diagnosis.</w:t>
+      </w:r>
+      <w:r>
+        <w:t xml:space="preserve"> </w:t>
+      </w:r>
+      <w:r>
+        <w:t xml:space="preserve">The live meeting</w:t>
+      </w:r>
+      <w:r>
+        <w:t xml:space="preserve"> </w:t>
+      </w:r>
+      <w:r>
+        <w:t xml:space="preserve">cannot send messages through the local dev proxy:</w:t>
+      </w:r>
+      <w:r>
+        <w:t xml:space="preserve"> </w:t>
+      </w:r>
+      <w:r>
+        <w:t xml:space="preserve">“</w:t>
+      </w:r>
+      <w:r>
+        <w:t xml:space="preserve">Not connected to the live</w:t>
+      </w:r>
+      <w:r>
+        <w:t xml:space="preserve"> </w:t>
+      </w:r>
+      <w:r>
+        <w:t xml:space="preserve">meeting channel yet</w:t>
+      </w:r>
+      <w:r>
+        <w:t xml:space="preserve">”</w:t>
+      </w:r>
+      <w:r>
+        <w:t xml:space="preserve">. The</w:t>
+      </w:r>
+      <w:r>
+        <w:t xml:space="preserve"> </w:t>
+      </w:r>
+      <w:r>
+        <w:rPr>
+          <w:rStyle w:val="VerbatimChar"/>
+        </w:rPr>
+        <w:t xml:space="preserve">/ws</w:t>
+      </w:r>
+      <w:r>
+        <w:t xml:space="preserve"> </w:t>
+      </w:r>
+      <w:r>
+        <w:t xml:space="preserve">proxy already declares</w:t>
+      </w:r>
+      <w:r>
+        <w:t xml:space="preserve"> </w:t>
+      </w:r>
+      <w:r>
+        <w:rPr>
+          <w:rStyle w:val="VerbatimChar"/>
+        </w:rPr>
+        <w:t xml:space="preserve">ws: true</w:t>
+      </w:r>
+      <w:r>
+        <w:t xml:space="preserve"> </w:t>
+      </w:r>
+      <w:r>
+        <w:t xml:space="preserve">and the proxy</w:t>
+      </w:r>
+      <w:r>
+        <w:t xml:space="preserve"> </w:t>
+      </w:r>
+      <w:r>
+        <w:t xml:space="preserve">log shows no errors, so the STOMP CONNECT is failing somewhere past the</w:t>
+      </w:r>
+      <w:r>
+        <w:t xml:space="preserve"> </w:t>
+      </w:r>
+      <w:r>
+        <w:t xml:space="preserve">upgrade. Unrelated to these fixes, but it is what stops a local playthrough</w:t>
+      </w:r>
+      <w:r>
+        <w:t xml:space="preserve"> </w:t>
+      </w:r>
+      <w:r>
+        <w:t xml:space="preserve">reaching the proposal and assessment stages.</w:t>
       </w:r>
     </w:p>
     <w:p>
